--- a/assets/engagement-agreements/probate-individual-v1.docx
+++ b/assets/engagement-agreements/probate-individual-v1.docx
@@ -337,7 +337,7 @@
           <w:sz w:val="22"/>
           <w:szCs w:val="22"/>
         </w:rPr>
-        <w:t xml:space="preserve">•	All fees paid to the Firm, the earned portion of any flat fee will be determined in proportion to services rendered through the date of termination</w:t>
+        <w:t xml:space="preserve">•	The earned portion of any flat fee will be determined in proportion to services rendered through the date of termination.</w:t>
       </w:r>
     </w:p>
     <w:p>
